--- a/labs/2627/VisualizingOneColumnData/VisualizingOneColumnData.docx
+++ b/labs/2627/VisualizingOneColumnData/VisualizingOneColumnData.docx
@@ -683,7 +683,7 @@
                     </wp:anchor>
                   </w:drawing>
                 </mc:Choice>
-                <mc:Fallback xmlns:oel="http://schemas.microsoft.com/office/2019/extlst" xmlns:w16sdtdh="http://schemas.microsoft.com/office/word/2020/wordml/sdtdatahash">
+                <mc:Fallback xmlns:w16sdtdh="http://schemas.microsoft.com/office/word/2020/wordml/sdtdatahash" xmlns:oel="http://schemas.microsoft.com/office/2019/extlst">
                   <w:pict>
                     <v:shapetype w14:anchorId="19601A62" id="_x0000_t75" coordsize="21600,21600" o:spt="75" o:preferrelative="t" path="m@4@5l@4@11@9@11@9@5xe" filled="f" stroked="f">
                       <v:stroke joinstyle="miter"/>
@@ -861,7 +861,7 @@
                     </wp:anchor>
                   </w:drawing>
                 </mc:Choice>
-                <mc:Fallback xmlns:oel="http://schemas.microsoft.com/office/2019/extlst" xmlns:w16sdtdh="http://schemas.microsoft.com/office/word/2020/wordml/sdtdatahash">
+                <mc:Fallback xmlns:w16sdtdh="http://schemas.microsoft.com/office/word/2020/wordml/sdtdatahash" xmlns:oel="http://schemas.microsoft.com/office/2019/extlst">
                   <w:pict>
                     <v:shape w14:anchorId="3827F7E8" id="Ink 4" o:spid="_x0000_s1026" type="#_x0000_t75" style="position:absolute;margin-left:183.4pt;margin-top:5.75pt;width:23.45pt;height:19.55pt;z-index:251665408;visibility:visible;mso-wrap-style:square;mso-wrap-distance-left:9pt;mso-wrap-distance-top:0;mso-wrap-distance-right:9pt;mso-wrap-distance-bottom:0;mso-position-horizontal:absolute;mso-position-horizontal-relative:text;mso-position-vertical:absolute;mso-position-vertical-relative:text" o:gfxdata="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">
                       <v:imagedata r:id="rId13" o:title=""/>
@@ -1150,7 +1150,7 @@
                     </wp:anchor>
                   </w:drawing>
                 </mc:Choice>
-                <mc:Fallback xmlns:oel="http://schemas.microsoft.com/office/2019/extlst" xmlns:w16sdtdh="http://schemas.microsoft.com/office/word/2020/wordml/sdtdatahash">
+                <mc:Fallback xmlns:w16sdtdh="http://schemas.microsoft.com/office/word/2020/wordml/sdtdatahash" xmlns:oel="http://schemas.microsoft.com/office/2019/extlst">
                   <w:pict>
                     <v:shapetype w14:anchorId="39F6975C" id="_x0000_t75" coordsize="21600,21600" o:spt="75" o:preferrelative="t" path="m@4@5l@4@11@9@11@9@5xe" filled="f" stroked="f">
                       <v:stroke joinstyle="miter"/>
@@ -1220,7 +1220,7 @@
                     </wp:anchor>
                   </w:drawing>
                 </mc:Choice>
-                <mc:Fallback xmlns:oel="http://schemas.microsoft.com/office/2019/extlst" xmlns:w16sdtdh="http://schemas.microsoft.com/office/word/2020/wordml/sdtdatahash">
+                <mc:Fallback xmlns:w16sdtdh="http://schemas.microsoft.com/office/word/2020/wordml/sdtdatahash" xmlns:oel="http://schemas.microsoft.com/office/2019/extlst">
                   <w:pict>
                     <v:shape w14:anchorId="3855684A" id="Ink 5" o:spid="_x0000_s1026" type="#_x0000_t75" style="position:absolute;margin-left:115.15pt;margin-top:7.25pt;width:18.95pt;height:15.65pt;z-index:251666432;visibility:visible;mso-wrap-style:square;mso-width-percent:0;mso-height-percent:0;mso-wrap-distance-left:9pt;mso-wrap-distance-top:0;mso-wrap-distance-right:9pt;mso-wrap-distance-bottom:0;mso-position-horizontal:absolute;mso-position-horizontal-relative:text;mso-position-vertical:absolute;mso-position-vertical-relative:text;mso-width-percent:0;mso-height-percent:0;mso-width-relative:margin;mso-height-relative:margin" o:gfxdata="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">
                       <v:imagedata r:id="rId18" o:title=""/>
@@ -1265,7 +1265,7 @@
                     </wp:anchor>
                   </w:drawing>
                 </mc:Choice>
-                <mc:Fallback xmlns:oel="http://schemas.microsoft.com/office/2019/extlst" xmlns:w16sdtdh="http://schemas.microsoft.com/office/word/2020/wordml/sdtdatahash">
+                <mc:Fallback xmlns:w16sdtdh="http://schemas.microsoft.com/office/word/2020/wordml/sdtdatahash" xmlns:oel="http://schemas.microsoft.com/office/2019/extlst">
                   <w:pict>
                     <v:shape w14:anchorId="4C0CFB13" id="Ink 7" o:spid="_x0000_s1026" type="#_x0000_t75" style="position:absolute;margin-left:65.25pt;margin-top:92.4pt;width:43.4pt;height:72.4pt;z-index:251668480;visibility:visible;mso-wrap-style:square;mso-wrap-distance-left:9pt;mso-wrap-distance-top:0;mso-wrap-distance-right:9pt;mso-wrap-distance-bottom:0;mso-position-horizontal:absolute;mso-position-horizontal-relative:text;mso-position-vertical:absolute;mso-position-vertical-relative:text" o:gfxdata="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">
                       <v:imagedata r:id="rId20" o:title=""/>
@@ -1640,7 +1640,7 @@
                     </wp:anchor>
                   </w:drawing>
                 </mc:Choice>
-                <mc:Fallback xmlns:oel="http://schemas.microsoft.com/office/2019/extlst" xmlns:w16sdtdh="http://schemas.microsoft.com/office/word/2020/wordml/sdtdatahash">
+                <mc:Fallback xmlns:w16sdtdh="http://schemas.microsoft.com/office/word/2020/wordml/sdtdatahash" xmlns:oel="http://schemas.microsoft.com/office/2019/extlst">
                   <w:pict>
                     <v:shape w14:anchorId="43C10D7E" id="Ink 15" o:spid="_x0000_s1026" type="#_x0000_t75" style="position:absolute;margin-left:184.9pt;margin-top:53.9pt;width:60.85pt;height:43.65pt;z-index:251676672;visibility:visible;mso-wrap-style:square;mso-wrap-distance-left:9pt;mso-wrap-distance-top:0;mso-wrap-distance-right:9pt;mso-wrap-distance-bottom:0;mso-position-horizontal:absolute;mso-position-horizontal-relative:text;mso-position-vertical:absolute;mso-position-vertical-relative:text" o:gfxdata="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">
                       <v:imagedata r:id="rId24" o:title=""/>
@@ -1685,7 +1685,7 @@
                     </wp:anchor>
                   </w:drawing>
                 </mc:Choice>
-                <mc:Fallback xmlns:oel="http://schemas.microsoft.com/office/2019/extlst" xmlns:w16sdtdh="http://schemas.microsoft.com/office/word/2020/wordml/sdtdatahash">
+                <mc:Fallback xmlns:w16sdtdh="http://schemas.microsoft.com/office/word/2020/wordml/sdtdatahash" xmlns:oel="http://schemas.microsoft.com/office/2019/extlst">
                   <w:pict>
                     <v:shape w14:anchorId="6F3AF3E7" id="Ink 9" o:spid="_x0000_s1026" type="#_x0000_t75" style="position:absolute;margin-left:184.5pt;margin-top:35.5pt;width:62.45pt;height:19.7pt;z-index:251670528;visibility:visible;mso-wrap-style:square;mso-wrap-distance-left:9pt;mso-wrap-distance-top:0;mso-wrap-distance-right:9pt;mso-wrap-distance-bottom:0;mso-position-horizontal:absolute;mso-position-horizontal-relative:text;mso-position-vertical:absolute;mso-position-vertical-relative:text" o:gfxdata="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">
                       <v:imagedata r:id="rId26" o:title=""/>
@@ -1730,7 +1730,7 @@
                     </wp:anchor>
                   </w:drawing>
                 </mc:Choice>
-                <mc:Fallback xmlns:oel="http://schemas.microsoft.com/office/2019/extlst" xmlns:w16sdtdh="http://schemas.microsoft.com/office/word/2020/wordml/sdtdatahash">
+                <mc:Fallback xmlns:w16sdtdh="http://schemas.microsoft.com/office/word/2020/wordml/sdtdatahash" xmlns:oel="http://schemas.microsoft.com/office/2019/extlst">
                   <w:pict>
                     <v:shape w14:anchorId="727AACFC" id="Ink 8" o:spid="_x0000_s1026" type="#_x0000_t75" style="position:absolute;margin-left:145.2pt;margin-top:22.15pt;width:39.2pt;height:35.95pt;z-index:251669504;visibility:visible;mso-wrap-style:square;mso-wrap-distance-left:9pt;mso-wrap-distance-top:0;mso-wrap-distance-right:9pt;mso-wrap-distance-bottom:0;mso-position-horizontal:absolute;mso-position-horizontal-relative:text;mso-position-vertical:absolute;mso-position-vertical-relative:text" o:gfxdata="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">
                       <v:imagedata r:id="rId28" o:title=""/>
@@ -1853,7 +1853,7 @@
                     </wp:anchor>
                   </w:drawing>
                 </mc:Choice>
-                <mc:Fallback xmlns:oel="http://schemas.microsoft.com/office/2019/extlst" xmlns:w16sdtdh="http://schemas.microsoft.com/office/word/2020/wordml/sdtdatahash">
+                <mc:Fallback xmlns:w16sdtdh="http://schemas.microsoft.com/office/word/2020/wordml/sdtdatahash" xmlns:oel="http://schemas.microsoft.com/office/2019/extlst">
                   <w:pict>
                     <v:shape w14:anchorId="36F171D7" id="Ink 17" o:spid="_x0000_s1026" type="#_x0000_t75" style="position:absolute;margin-left:43.7pt;margin-top:7.4pt;width:31pt;height:28.3pt;z-index:251677696;visibility:visible;mso-wrap-style:square;mso-wrap-distance-left:9pt;mso-wrap-distance-top:0;mso-wrap-distance-right:9pt;mso-wrap-distance-bottom:0;mso-position-horizontal:absolute;mso-position-horizontal-relative:text;mso-position-vertical:absolute;mso-position-vertical-relative:text" o:gfxdata="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">
                       <v:imagedata r:id="rId31" o:title=""/>
@@ -2199,7 +2199,7 @@
                     </wp:anchor>
                   </w:drawing>
                 </mc:Choice>
-                <mc:Fallback xmlns:oel="http://schemas.microsoft.com/office/2019/extlst" xmlns:w16sdtdh="http://schemas.microsoft.com/office/word/2020/wordml/sdtdatahash">
+                <mc:Fallback xmlns:w16sdtdh="http://schemas.microsoft.com/office/word/2020/wordml/sdtdatahash" xmlns:oel="http://schemas.microsoft.com/office/2019/extlst">
                   <w:pict>
                     <v:shape w14:anchorId="076775D9" id="Ink 6" o:spid="_x0000_s1026" type="#_x0000_t75" style="position:absolute;margin-left:16.2pt;margin-top:275pt;width:58.4pt;height:29.4pt;z-index:251683840;visibility:visible;mso-wrap-style:square;mso-wrap-distance-left:9pt;mso-wrap-distance-top:0;mso-wrap-distance-right:9pt;mso-wrap-distance-bottom:0;mso-position-horizontal:absolute;mso-position-horizontal-relative:text;mso-position-vertical:absolute;mso-position-vertical-relative:text" o:gfxdata="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">
                       <v:imagedata r:id="rId35" o:title=""/>
@@ -2244,7 +2244,7 @@
                     </wp:anchor>
                   </w:drawing>
                 </mc:Choice>
-                <mc:Fallback xmlns:oel="http://schemas.microsoft.com/office/2019/extlst" xmlns:w16sdtdh="http://schemas.microsoft.com/office/word/2020/wordml/sdtdatahash">
+                <mc:Fallback xmlns:w16sdtdh="http://schemas.microsoft.com/office/word/2020/wordml/sdtdatahash" xmlns:oel="http://schemas.microsoft.com/office/2019/extlst">
                   <w:pict>
                     <v:shape w14:anchorId="3E88A8FF" id="Ink 5" o:spid="_x0000_s1026" type="#_x0000_t75" style="position:absolute;margin-left:68.15pt;margin-top:206.85pt;width:21.1pt;height:78.1pt;z-index:251682816;visibility:visible;mso-wrap-style:square;mso-wrap-distance-left:9pt;mso-wrap-distance-top:0;mso-wrap-distance-right:9pt;mso-wrap-distance-bottom:0;mso-position-horizontal:absolute;mso-position-horizontal-relative:text;mso-position-vertical:absolute;mso-position-vertical-relative:text" o:gfxdata="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">
                       <v:imagedata r:id="rId37" o:title=""/>
@@ -2289,7 +2289,7 @@
                     </wp:anchor>
                   </w:drawing>
                 </mc:Choice>
-                <mc:Fallback xmlns:oel="http://schemas.microsoft.com/office/2019/extlst" xmlns:w16sdtdh="http://schemas.microsoft.com/office/word/2020/wordml/sdtdatahash">
+                <mc:Fallback xmlns:w16sdtdh="http://schemas.microsoft.com/office/word/2020/wordml/sdtdatahash" xmlns:oel="http://schemas.microsoft.com/office/2019/extlst">
                   <w:pict>
                     <v:shape w14:anchorId="3DC9D478" id="Ink 4" o:spid="_x0000_s1026" type="#_x0000_t75" style="position:absolute;margin-left:5.9pt;margin-top:167.55pt;width:83.9pt;height:44pt;z-index:251681792;visibility:visible;mso-wrap-style:square;mso-wrap-distance-left:9pt;mso-wrap-distance-top:0;mso-wrap-distance-right:9pt;mso-wrap-distance-bottom:0;mso-position-horizontal:absolute;mso-position-horizontal-relative:text;mso-position-vertical:absolute;mso-position-vertical-relative:text" o:gfxdata="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">
                       <v:imagedata r:id="rId39" o:title=""/>
@@ -2334,7 +2334,7 @@
                     </wp:anchor>
                   </w:drawing>
                 </mc:Choice>
-                <mc:Fallback xmlns:oel="http://schemas.microsoft.com/office/2019/extlst" xmlns:w16sdtdh="http://schemas.microsoft.com/office/word/2020/wordml/sdtdatahash">
+                <mc:Fallback xmlns:w16sdtdh="http://schemas.microsoft.com/office/word/2020/wordml/sdtdatahash" xmlns:oel="http://schemas.microsoft.com/office/2019/extlst">
                   <w:pict>
                     <v:shape w14:anchorId="76D7EAA1" id="Ink 3" o:spid="_x0000_s1026" type="#_x0000_t75" style="position:absolute;margin-left:10.75pt;margin-top:91.05pt;width:83.4pt;height:37.15pt;z-index:251680768;visibility:visible;mso-wrap-style:square;mso-wrap-distance-left:9pt;mso-wrap-distance-top:0;mso-wrap-distance-right:9pt;mso-wrap-distance-bottom:0;mso-position-horizontal:absolute;mso-position-horizontal-relative:text;mso-position-vertical:absolute;mso-position-vertical-relative:text" o:gfxdata="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">
                       <v:imagedata r:id="rId41" o:title=""/>
@@ -2379,7 +2379,7 @@
                     </wp:anchor>
                   </w:drawing>
                 </mc:Choice>
-                <mc:Fallback xmlns:oel="http://schemas.microsoft.com/office/2019/extlst" xmlns:w16sdtdh="http://schemas.microsoft.com/office/word/2020/wordml/sdtdatahash">
+                <mc:Fallback xmlns:w16sdtdh="http://schemas.microsoft.com/office/word/2020/wordml/sdtdatahash" xmlns:oel="http://schemas.microsoft.com/office/2019/extlst">
                   <w:pict>
                     <v:shape w14:anchorId="2FAEF8C5" id="Ink 2" o:spid="_x0000_s1026" type="#_x0000_t75" style="position:absolute;margin-left:63.3pt;margin-top:66.1pt;width:66.3pt;height:33.65pt;z-index:251679744;visibility:visible;mso-wrap-style:square;mso-wrap-distance-left:9pt;mso-wrap-distance-top:0;mso-wrap-distance-right:9pt;mso-wrap-distance-bottom:0;mso-position-horizontal:absolute;mso-position-horizontal-relative:text;mso-position-vertical:absolute;mso-position-vertical-relative:text" o:gfxdata="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">
                       <v:imagedata r:id="rId43" o:title=""/>
@@ -2424,7 +2424,7 @@
                     </wp:anchor>
                   </w:drawing>
                 </mc:Choice>
-                <mc:Fallback xmlns:oel="http://schemas.microsoft.com/office/2019/extlst" xmlns:w16sdtdh="http://schemas.microsoft.com/office/word/2020/wordml/sdtdatahash">
+                <mc:Fallback xmlns:w16sdtdh="http://schemas.microsoft.com/office/word/2020/wordml/sdtdatahash" xmlns:oel="http://schemas.microsoft.com/office/2019/extlst">
                   <w:pict>
                     <v:shape w14:anchorId="281698FA" id="Ink 1" o:spid="_x0000_s1026" type="#_x0000_t75" style="position:absolute;margin-left:110.6pt;margin-top:33.9pt;width:67.25pt;height:31pt;z-index:251678720;visibility:visible;mso-wrap-style:square;mso-wrap-distance-left:9pt;mso-wrap-distance-top:0;mso-wrap-distance-right:9pt;mso-wrap-distance-bottom:0;mso-position-horizontal:absolute;mso-position-horizontal-relative:text;mso-position-vertical:absolute;mso-position-vertical-relative:text" o:gfxdata="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">
                       <v:imagedata r:id="rId45" o:title=""/>
@@ -2653,7 +2653,7 @@
                     </wp:anchor>
                   </w:drawing>
                 </mc:Choice>
-                <mc:Fallback xmlns:oel="http://schemas.microsoft.com/office/2019/extlst" xmlns:w16sdtdh="http://schemas.microsoft.com/office/word/2020/wordml/sdtdatahash">
+                <mc:Fallback xmlns:w16sdtdh="http://schemas.microsoft.com/office/word/2020/wordml/sdtdatahash" xmlns:oel="http://schemas.microsoft.com/office/2019/extlst">
                   <w:pict>
                     <v:shape w14:anchorId="55A71A17" id="Ink 25" o:spid="_x0000_s1026" type="#_x0000_t75" style="position:absolute;margin-left:2.1pt;margin-top:2.65pt;width:234.2pt;height:24.1pt;z-index:251705344;visibility:visible;mso-wrap-style:square;mso-wrap-distance-left:9pt;mso-wrap-distance-top:0;mso-wrap-distance-right:9pt;mso-wrap-distance-bottom:0;mso-position-horizontal:absolute;mso-position-horizontal-relative:text;mso-position-vertical:absolute;mso-position-vertical-relative:text" o:gfxdata="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">
                       <v:imagedata r:id="rId49" o:title=""/>
@@ -2795,7 +2795,7 @@
                     </wp:anchor>
                   </w:drawing>
                 </mc:Choice>
-                <mc:Fallback xmlns:oel="http://schemas.microsoft.com/office/2019/extlst" xmlns:w16sdtdh="http://schemas.microsoft.com/office/word/2020/wordml/sdtdatahash">
+                <mc:Fallback xmlns:w16sdtdh="http://schemas.microsoft.com/office/word/2020/wordml/sdtdatahash" xmlns:oel="http://schemas.microsoft.com/office/2019/extlst">
                   <w:pict>
                     <v:shape w14:anchorId="37DD2CA0" id="Ink 8" o:spid="_x0000_s1026" type="#_x0000_t75" style="position:absolute;margin-left:210pt;margin-top:11.05pt;width:27.3pt;height:12.5pt;z-index:251685888;visibility:visible;mso-wrap-style:square;mso-wrap-distance-left:9pt;mso-wrap-distance-top:0;mso-wrap-distance-right:9pt;mso-wrap-distance-bottom:0;mso-position-horizontal:absolute;mso-position-horizontal-relative:text;mso-position-vertical:absolute;mso-position-vertical-relative:text" o:gfxdata="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">
                       <v:imagedata r:id="rId52" o:title=""/>
@@ -2840,7 +2840,7 @@
                     </wp:anchor>
                   </w:drawing>
                 </mc:Choice>
-                <mc:Fallback xmlns:oel="http://schemas.microsoft.com/office/2019/extlst" xmlns:w16sdtdh="http://schemas.microsoft.com/office/word/2020/wordml/sdtdatahash">
+                <mc:Fallback xmlns:w16sdtdh="http://schemas.microsoft.com/office/word/2020/wordml/sdtdatahash" xmlns:oel="http://schemas.microsoft.com/office/2019/extlst">
                   <w:pict>
                     <v:shape w14:anchorId="5567C2FE" id="Ink 7" o:spid="_x0000_s1026" type="#_x0000_t75" style="position:absolute;margin-left:183.7pt;margin-top:.65pt;width:25.6pt;height:17.85pt;z-index:251684864;visibility:visible;mso-wrap-style:square;mso-wrap-distance-left:9pt;mso-wrap-distance-top:0;mso-wrap-distance-right:9pt;mso-wrap-distance-bottom:0;mso-position-horizontal:absolute;mso-position-horizontal-relative:text;mso-position-vertical:absolute;mso-position-vertical-relative:text" o:gfxdata="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">
                       <v:imagedata r:id="rId54" o:title=""/>
@@ -2963,7 +2963,7 @@
                     </wp:anchor>
                   </w:drawing>
                 </mc:Choice>
-                <mc:Fallback xmlns:oel="http://schemas.microsoft.com/office/2019/extlst" xmlns:w16sdtdh="http://schemas.microsoft.com/office/word/2020/wordml/sdtdatahash">
+                <mc:Fallback xmlns:w16sdtdh="http://schemas.microsoft.com/office/word/2020/wordml/sdtdatahash" xmlns:oel="http://schemas.microsoft.com/office/2019/extlst">
                   <w:pict>
                     <v:shape w14:anchorId="7A95B0A6" id="Ink 9" o:spid="_x0000_s1026" type="#_x0000_t75" style="position:absolute;margin-left:131.3pt;margin-top:6.5pt;width:19.2pt;height:22.05pt;z-index:251686912;visibility:visible;mso-wrap-style:square;mso-wrap-distance-left:9pt;mso-wrap-distance-top:0;mso-wrap-distance-right:9pt;mso-wrap-distance-bottom:0;mso-position-horizontal:absolute;mso-position-horizontal-relative:text;mso-position-vertical:absolute;mso-position-vertical-relative:text" o:gfxdata="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">
                       <v:imagedata r:id="rId57" o:title=""/>
@@ -3346,7 +3346,7 @@
                     </wp:anchor>
                   </w:drawing>
                 </mc:Choice>
-                <mc:Fallback xmlns:oel="http://schemas.microsoft.com/office/2019/extlst" xmlns:w16sdtdh="http://schemas.microsoft.com/office/word/2020/wordml/sdtdatahash">
+                <mc:Fallback xmlns:w16sdtdh="http://schemas.microsoft.com/office/word/2020/wordml/sdtdatahash" xmlns:oel="http://schemas.microsoft.com/office/2019/extlst">
                   <w:pict>
                     <v:shape w14:anchorId="6FFD01A3" id="Ink 5" o:spid="_x0000_s1026" type="#_x0000_t75" style="position:absolute;margin-left:1in;margin-top:6pt;width:18.95pt;height:15.65pt;z-index:251688960;visibility:visible;mso-wrap-style:square;mso-width-percent:0;mso-height-percent:0;mso-wrap-distance-left:9pt;mso-wrap-distance-top:0;mso-wrap-distance-right:9pt;mso-wrap-distance-bottom:0;mso-position-horizontal:absolute;mso-position-horizontal-relative:text;mso-position-vertical:absolute;mso-position-vertical-relative:text;mso-width-percent:0;mso-height-percent:0;mso-width-relative:margin;mso-height-relative:margin" o:gfxdata="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">
                       <v:imagedata r:id="rId18" o:title=""/>
@@ -3391,7 +3391,7 @@
                     </wp:anchor>
                   </w:drawing>
                 </mc:Choice>
-                <mc:Fallback xmlns:oel="http://schemas.microsoft.com/office/2019/extlst" xmlns:w16sdtdh="http://schemas.microsoft.com/office/word/2020/wordml/sdtdatahash">
+                <mc:Fallback xmlns:w16sdtdh="http://schemas.microsoft.com/office/word/2020/wordml/sdtdatahash" xmlns:oel="http://schemas.microsoft.com/office/2019/extlst">
                   <w:pict>
                     <v:shape w14:anchorId="56A67A7C" id="Ink 6" o:spid="_x0000_s1026" type="#_x0000_t75" style="position:absolute;margin-left:64.5pt;margin-top:19.15pt;width:29.75pt;height:70.45pt;z-index:251689984;visibility:visible;mso-wrap-style:square;mso-wrap-distance-left:9pt;mso-wrap-distance-top:0;mso-wrap-distance-right:9pt;mso-wrap-distance-bottom:0;mso-position-horizontal:absolute;mso-position-horizontal-relative:text;mso-position-vertical:absolute;mso-position-vertical-relative:text" o:gfxdata="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">
                       <v:imagedata r:id="rId62" o:title=""/>
@@ -3436,7 +3436,7 @@
                     </wp:anchor>
                   </w:drawing>
                 </mc:Choice>
-                <mc:Fallback xmlns:oel="http://schemas.microsoft.com/office/2019/extlst" xmlns:w16sdtdh="http://schemas.microsoft.com/office/word/2020/wordml/sdtdatahash">
+                <mc:Fallback xmlns:w16sdtdh="http://schemas.microsoft.com/office/word/2020/wordml/sdtdatahash" xmlns:oel="http://schemas.microsoft.com/office/2019/extlst">
                   <w:pict>
                     <v:shape w14:anchorId="75D95978" id="Ink 7" o:spid="_x0000_s1026" type="#_x0000_t75" style="position:absolute;margin-left:63.5pt;margin-top:91.65pt;width:43.4pt;height:72.4pt;z-index:251691008;visibility:visible;mso-wrap-style:square;mso-wrap-distance-left:9pt;mso-wrap-distance-top:0;mso-wrap-distance-right:9pt;mso-wrap-distance-bottom:0;mso-position-horizontal:absolute;mso-position-horizontal-relative:text;mso-position-vertical:absolute;mso-position-vertical-relative:text" o:gfxdata="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">
                       <v:imagedata r:id="rId64" o:title=""/>
@@ -3820,7 +3820,7 @@
                     </wp:anchor>
                   </w:drawing>
                 </mc:Choice>
-                <mc:Fallback xmlns:oel="http://schemas.microsoft.com/office/2019/extlst" xmlns:w16sdtdh="http://schemas.microsoft.com/office/word/2020/wordml/sdtdatahash">
+                <mc:Fallback xmlns:w16sdtdh="http://schemas.microsoft.com/office/word/2020/wordml/sdtdatahash" xmlns:oel="http://schemas.microsoft.com/office/2019/extlst">
                   <w:pict>
                     <v:shape w14:anchorId="279A3E24" id="Ink 17" o:spid="_x0000_s1026" type="#_x0000_t75" style="position:absolute;margin-left:43.7pt;margin-top:7.4pt;width:31pt;height:28.3pt;z-index:251694080;visibility:visible;mso-wrap-style:square;mso-wrap-distance-left:9pt;mso-wrap-distance-top:0;mso-wrap-distance-right:9pt;mso-wrap-distance-bottom:0;mso-position-horizontal:absolute;mso-position-horizontal-relative:text;mso-position-vertical:absolute;mso-position-vertical-relative:text" o:gfxdata="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">
                       <v:imagedata r:id="rId67" o:title=""/>
@@ -3971,7 +3971,7 @@
                     </wp:anchor>
                   </w:drawing>
                 </mc:Choice>
-                <mc:Fallback xmlns:oel="http://schemas.microsoft.com/office/2019/extlst" xmlns:w16sdtdh="http://schemas.microsoft.com/office/word/2020/wordml/sdtdatahash">
+                <mc:Fallback xmlns:w16sdtdh="http://schemas.microsoft.com/office/word/2020/wordml/sdtdatahash" xmlns:oel="http://schemas.microsoft.com/office/2019/extlst">
                   <w:pict>
                     <v:shape w14:anchorId="354DA191" id="Ink 15" o:spid="_x0000_s1026" type="#_x0000_t75" style="position:absolute;margin-left:52.05pt;margin-top:31.3pt;width:135.95pt;height:204.8pt;z-index:251696128;visibility:visible;mso-wrap-style:square;mso-wrap-distance-left:9pt;mso-wrap-distance-top:0;mso-wrap-distance-right:9pt;mso-wrap-distance-bottom:0;mso-position-horizontal:absolute;mso-position-horizontal-relative:text;mso-position-vertical:absolute;mso-position-vertical-relative:text" o:gfxdata="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">
                       <v:imagedata r:id="rId69" o:title=""/>
@@ -4016,7 +4016,7 @@
                     </wp:anchor>
                   </w:drawing>
                 </mc:Choice>
-                <mc:Fallback xmlns:oel="http://schemas.microsoft.com/office/2019/extlst" xmlns:w16sdtdh="http://schemas.microsoft.com/office/word/2020/wordml/sdtdatahash">
+                <mc:Fallback xmlns:w16sdtdh="http://schemas.microsoft.com/office/word/2020/wordml/sdtdatahash" xmlns:oel="http://schemas.microsoft.com/office/2019/extlst">
                   <w:pict>
                     <v:shape w14:anchorId="3E060E78" id="Ink 14" o:spid="_x0000_s1026" type="#_x0000_t75" style="position:absolute;margin-left:2.65pt;margin-top:1.25pt;width:161.5pt;height:37pt;z-index:251695104;visibility:visible;mso-wrap-style:square;mso-wrap-distance-left:9pt;mso-wrap-distance-top:0;mso-wrap-distance-right:9pt;mso-wrap-distance-bottom:0;mso-position-horizontal:absolute;mso-position-horizontal-relative:text;mso-position-vertical:absolute;mso-position-vertical-relative:text" o:gfxdata="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">
                       <v:imagedata r:id="rId71" o:title=""/>
@@ -4264,7 +4264,7 @@
                     </wp:anchor>
                   </w:drawing>
                 </mc:Choice>
-                <mc:Fallback xmlns:oel="http://schemas.microsoft.com/office/2019/extlst" xmlns:w16sdtdh="http://schemas.microsoft.com/office/word/2020/wordml/sdtdatahash">
+                <mc:Fallback xmlns:w16sdtdh="http://schemas.microsoft.com/office/word/2020/wordml/sdtdatahash" xmlns:oel="http://schemas.microsoft.com/office/2019/extlst">
                   <w:pict>
                     <v:shape w14:anchorId="32093312" id="Ink 16" o:spid="_x0000_s1026" type="#_x0000_t75" style="position:absolute;margin-left:138.45pt;margin-top:216.05pt;width:36.4pt;height:25.5pt;z-index:251697152;visibility:visible;mso-wrap-style:square;mso-wrap-distance-left:9pt;mso-wrap-distance-top:0;mso-wrap-distance-right:9pt;mso-wrap-distance-bottom:0;mso-position-horizontal:absolute;mso-position-horizontal-relative:text;mso-position-vertical:absolute;mso-position-vertical-relative:text" o:gfxdata="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">
                       <v:imagedata r:id="rId75" o:title=""/>
@@ -4489,7 +4489,7 @@
                     </wp:anchor>
                   </w:drawing>
                 </mc:Choice>
-                <mc:Fallback xmlns:oel="http://schemas.microsoft.com/office/2019/extlst" xmlns:w16sdtdh="http://schemas.microsoft.com/office/word/2020/wordml/sdtdatahash">
+                <mc:Fallback xmlns:w16sdtdh="http://schemas.microsoft.com/office/word/2020/wordml/sdtdatahash" xmlns:oel="http://schemas.microsoft.com/office/2019/extlst">
                   <w:pict>
                     <v:shape w14:anchorId="42741597" id="Ink 18" o:spid="_x0000_s1026" type="#_x0000_t75" style="position:absolute;margin-left:28.9pt;margin-top:16.9pt;width:124.65pt;height:64.95pt;z-index:251699200;visibility:visible;mso-wrap-style:square;mso-wrap-distance-left:9pt;mso-wrap-distance-top:0;mso-wrap-distance-right:9pt;mso-wrap-distance-bottom:0;mso-position-horizontal:absolute;mso-position-horizontal-relative:text;mso-position-vertical:absolute;mso-position-vertical-relative:text" o:gfxdata="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">
                       <v:imagedata r:id="rId78" o:title=""/>
@@ -4534,7 +4534,7 @@
                     </wp:anchor>
                   </w:drawing>
                 </mc:Choice>
-                <mc:Fallback xmlns:oel="http://schemas.microsoft.com/office/2019/extlst" xmlns:w16sdtdh="http://schemas.microsoft.com/office/word/2020/wordml/sdtdatahash">
+                <mc:Fallback xmlns:w16sdtdh="http://schemas.microsoft.com/office/word/2020/wordml/sdtdatahash" xmlns:oel="http://schemas.microsoft.com/office/2019/extlst">
                   <w:pict>
                     <v:shape w14:anchorId="71CB3B3A" id="Ink 17" o:spid="_x0000_s1026" type="#_x0000_t75" style="position:absolute;margin-left:-4.45pt;margin-top:.4pt;width:35.35pt;height:21.8pt;z-index:251698176;visibility:visible;mso-wrap-style:square;mso-wrap-distance-left:9pt;mso-wrap-distance-top:0;mso-wrap-distance-right:9pt;mso-wrap-distance-bottom:0;mso-position-horizontal:absolute;mso-position-horizontal-relative:text;mso-position-vertical:absolute;mso-position-vertical-relative:text" o:gfxdata="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">
                       <v:imagedata r:id="rId80" o:title=""/>
@@ -4852,7 +4852,7 @@
                     </wp:anchor>
                   </w:drawing>
                 </mc:Choice>
-                <mc:Fallback xmlns:oel="http://schemas.microsoft.com/office/2019/extlst" xmlns:w16sdtdh="http://schemas.microsoft.com/office/word/2020/wordml/sdtdatahash">
+                <mc:Fallback xmlns:w16sdtdh="http://schemas.microsoft.com/office/word/2020/wordml/sdtdatahash" xmlns:oel="http://schemas.microsoft.com/office/2019/extlst">
                   <w:pict>
                     <v:shape w14:anchorId="64D720C1" id="Ink 23" o:spid="_x0000_s1026" type="#_x0000_t75" style="position:absolute;margin-left:9.2pt;margin-top:346.5pt;width:120.6pt;height:28.25pt;z-index:251704320;visibility:visible;mso-wrap-style:square;mso-wrap-distance-left:9pt;mso-wrap-distance-top:0;mso-wrap-distance-right:9pt;mso-wrap-distance-bottom:0;mso-position-horizontal:absolute;mso-position-horizontal-relative:text;mso-position-vertical:absolute;mso-position-vertical-relative:text" o:gfxdata="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">
                       <v:imagedata r:id="rId84" o:title=""/>
@@ -4897,7 +4897,7 @@
                     </wp:anchor>
                   </w:drawing>
                 </mc:Choice>
-                <mc:Fallback xmlns:oel="http://schemas.microsoft.com/office/2019/extlst" xmlns:w16sdtdh="http://schemas.microsoft.com/office/word/2020/wordml/sdtdatahash">
+                <mc:Fallback xmlns:w16sdtdh="http://schemas.microsoft.com/office/word/2020/wordml/sdtdatahash" xmlns:oel="http://schemas.microsoft.com/office/2019/extlst">
                   <w:pict>
                     <v:shape w14:anchorId="20FB24E3" id="Ink 22" o:spid="_x0000_s1026" type="#_x0000_t75" style="position:absolute;margin-left:9.8pt;margin-top:213.25pt;width:97.7pt;height:21.25pt;z-index:251703296;visibility:visible;mso-wrap-style:square;mso-wrap-distance-left:9pt;mso-wrap-distance-top:0;mso-wrap-distance-right:9pt;mso-wrap-distance-bottom:0;mso-position-horizontal:absolute;mso-position-horizontal-relative:text;mso-position-vertical:absolute;mso-position-vertical-relative:text" o:gfxdata="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">
                       <v:imagedata r:id="rId86" o:title=""/>
@@ -4942,7 +4942,7 @@
                     </wp:anchor>
                   </w:drawing>
                 </mc:Choice>
-                <mc:Fallback xmlns:oel="http://schemas.microsoft.com/office/2019/extlst" xmlns:w16sdtdh="http://schemas.microsoft.com/office/word/2020/wordml/sdtdatahash">
+                <mc:Fallback xmlns:w16sdtdh="http://schemas.microsoft.com/office/word/2020/wordml/sdtdatahash" xmlns:oel="http://schemas.microsoft.com/office/2019/extlst">
                   <w:pict>
                     <v:shape w14:anchorId="0F8C68A8" id="Ink 21" o:spid="_x0000_s1026" type="#_x0000_t75" style="position:absolute;margin-left:108.4pt;margin-top:67.8pt;width:66pt;height:148.8pt;z-index:251702272;visibility:visible;mso-wrap-style:square;mso-wrap-distance-left:9pt;mso-wrap-distance-top:0;mso-wrap-distance-right:9pt;mso-wrap-distance-bottom:0;mso-position-horizontal:absolute;mso-position-horizontal-relative:text;mso-position-vertical:absolute;mso-position-vertical-relative:text" o:gfxdata="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">
                       <v:imagedata r:id="rId88" o:title=""/>
@@ -4987,7 +4987,7 @@
                     </wp:anchor>
                   </w:drawing>
                 </mc:Choice>
-                <mc:Fallback xmlns:oel="http://schemas.microsoft.com/office/2019/extlst" xmlns:w16sdtdh="http://schemas.microsoft.com/office/word/2020/wordml/sdtdatahash">
+                <mc:Fallback xmlns:w16sdtdh="http://schemas.microsoft.com/office/word/2020/wordml/sdtdatahash" xmlns:oel="http://schemas.microsoft.com/office/2019/extlst">
                   <w:pict>
                     <v:shape w14:anchorId="4685DD30" id="Ink 20" o:spid="_x0000_s1026" type="#_x0000_t75" style="position:absolute;margin-left:119.35pt;margin-top:34.45pt;width:67.55pt;height:33.2pt;z-index:251701248;visibility:visible;mso-wrap-style:square;mso-wrap-distance-left:9pt;mso-wrap-distance-top:0;mso-wrap-distance-right:9pt;mso-wrap-distance-bottom:0;mso-position-horizontal:absolute;mso-position-horizontal-relative:text;mso-position-vertical:absolute;mso-position-vertical-relative:text" o:gfxdata="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">
                       <v:imagedata r:id="rId90" o:title=""/>
@@ -5138,7 +5138,7 @@
                     </wp:anchor>
                   </w:drawing>
                 </mc:Choice>
-                <mc:Fallback xmlns:oel="http://schemas.microsoft.com/office/2019/extlst" xmlns:w16sdtdh="http://schemas.microsoft.com/office/word/2020/wordml/sdtdatahash">
+                <mc:Fallback xmlns:w16sdtdh="http://schemas.microsoft.com/office/word/2020/wordml/sdtdatahash" xmlns:oel="http://schemas.microsoft.com/office/2019/extlst">
                   <w:pict>
                     <v:shape w14:anchorId="42C0AB07" id="Ink 19" o:spid="_x0000_s1026" type="#_x0000_t75" style="position:absolute;margin-left:4.35pt;margin-top:2.5pt;width:247.1pt;height:27.1pt;z-index:251700224;visibility:visible;mso-wrap-style:square;mso-wrap-distance-left:9pt;mso-wrap-distance-top:0;mso-wrap-distance-right:9pt;mso-wrap-distance-bottom:0;mso-position-horizontal:absolute;mso-position-horizontal-relative:text;mso-position-vertical:absolute;mso-position-vertical-relative:text" o:gfxdata="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">
                       <v:imagedata r:id="rId93" o:title=""/>
@@ -7635,21 +7635,12 @@
           <w:color w:val="000000"/>
         </w:rPr>
       </w:pPr>
-      <w:proofErr w:type="gramStart"/>
       <w:r>
         <w:rPr>
           <w:rFonts w:ascii="Calibri" w:eastAsia="Calibri" w:hAnsi="Calibri" w:cs="Calibri"/>
           <w:color w:val="000000"/>
         </w:rPr>
-        <w:t>It’s</w:t>
-      </w:r>
-      <w:proofErr w:type="gramEnd"/>
-      <w:r>
-        <w:rPr>
-          <w:rFonts w:ascii="Calibri" w:eastAsia="Calibri" w:hAnsi="Calibri" w:cs="Calibri"/>
-          <w:color w:val="000000"/>
-        </w:rPr>
-        <w:t xml:space="preserve"> possible that the data you collected may need to be “cleaned” before you can visualize it.  For example, if you were getting height data and entered “5 ft 4 in”, you will need to convert all your measurements to inches or some other number; If you were getting commute distance data and entered 2 miles or 4 blocks, you will need to convert these into consistent numeric data.  </w:t>
+        <w:t xml:space="preserve">It’s possible that the data you collected may need to be “cleaned” before you can visualize it.  For example, if you were getting height data and entered “5 ft 4 in”, you will need to convert all your measurements to inches or some other number; If you were getting commute distance data and entered 2 miles or 4 blocks, you will need to convert these into consistent numeric data.  </w:t>
       </w:r>
     </w:p>
     <w:p>
@@ -8207,26 +8198,6 @@
               </w:rPr>
             </w:pPr>
           </w:p>
-          <w:p>
-            <w:pPr>
-              <w:spacing w:line="240" w:lineRule="auto"/>
-              <w:rPr>
-                <w:rFonts w:asciiTheme="majorHAnsi" w:eastAsia="Times New Roman" w:hAnsiTheme="majorHAnsi" w:cstheme="majorHAnsi"/>
-                <w:color w:val="auto"/>
-                <w:lang w:val="en-US"/>
-              </w:rPr>
-            </w:pPr>
-          </w:p>
-          <w:p>
-            <w:pPr>
-              <w:spacing w:line="240" w:lineRule="auto"/>
-              <w:rPr>
-                <w:rFonts w:asciiTheme="majorHAnsi" w:eastAsia="Times New Roman" w:hAnsiTheme="majorHAnsi" w:cstheme="majorHAnsi"/>
-                <w:color w:val="auto"/>
-                <w:lang w:val="en-US"/>
-              </w:rPr>
-            </w:pPr>
-          </w:p>
         </w:tc>
       </w:tr>
     </w:tbl>
@@ -8258,6 +8229,7 @@
           <w:color w:val="auto"/>
           <w:u w:val="single"/>
         </w:rPr>
+        <w:lastRenderedPageBreak/>
         <w:t>Generate New Information</w:t>
       </w:r>
     </w:p>
@@ -8752,7 +8724,21 @@
           <w:rFonts w:ascii="Calibri" w:hAnsi="Calibri"/>
           <w:color w:val="auto"/>
         </w:rPr>
-        <w:t>Submit this portion of the lab to Pluska to receive credit for the lab guide.</w:t>
+        <w:t xml:space="preserve">Submit this portion of the lab to </w:t>
+      </w:r>
+      <w:r>
+        <w:rPr>
+          <w:rFonts w:ascii="Calibri" w:hAnsi="Calibri"/>
+          <w:color w:val="auto"/>
+        </w:rPr>
+        <w:t>Google Classroom</w:t>
+      </w:r>
+      <w:r>
+        <w:rPr>
+          <w:rFonts w:ascii="Calibri" w:hAnsi="Calibri"/>
+          <w:color w:val="auto"/>
+        </w:rPr>
+        <w:t xml:space="preserve"> to receive credit for the lab guide.</w:t>
       </w:r>
     </w:p>
     <w:p>
